--- a/dba/correspondence/2026-07-22_Rey_data_reality_prefriday.docx
+++ b/dba/correspondence/2026-07-22_Rey_data_reality_prefriday.docx
@@ -214,10 +214,19 @@
         <w:rPr>
           <w:b/>
         </w:rPr>
-        <w:t>Eligibility:</w:t>
+        <w:t>Eligibility and sample growth:</w:t>
       </w:r>
       <w:r>
-        <w:t xml:space="preserve"> the two non-US respondents gave complete, thoughtful responses. If the US-only restriction was a convenience choice rather than a design requirement, admitting them brings n to 6. Your call.</w:t>
+        <w:t xml:space="preserve"> the two non-US respondents gave complete, thoughtful responses. If the US-only restriction was a convenience choice rather than a design requirement, admitting them brings n to 6. Relatedly, I have direct professional contacts in the audit communities in </w:t>
+      </w:r>
+      <w:r>
+        <w:rPr>
+          <w:b/>
+        </w:rPr>
+        <w:t>London and Canada</w:t>
+      </w:r>
+      <w:r>
+        <w:t xml:space="preserve"> who could recruit additional qualified auditors quickly — if you think broadening the geographic scope is defensible (and IRB-permissible, since the approved protocol screens for US-based participants), that's a realistic path to a meaningfully larger sample for this study or its dissertation continuation. Your call on both.</w:t>
       </w:r>
     </w:p>
     <w:p>
@@ -247,7 +256,16 @@
         <w:ind w:left="432"/>
       </w:pPr>
       <w:r>
-        <w:t>I'll have the full manuscript with all sections finalized either way, and the complete exclusion log is documented for the record. If you'd prefer a different approach, I'll follow your direction.</w:t>
+        <w:t xml:space="preserve">I'll have the full manuscript with all sections finalized either way. </w:t>
+      </w:r>
+      <w:r>
+        <w:rPr>
+          <w:b/>
+        </w:rPr>
+        <w:t>The full dataset (raw export and screened file) is attached to this email</w:t>
+      </w:r>
+      <w:r>
+        <w:t xml:space="preserve"> — kept off the public project repository for participant confidentiality — and the screening methodology and exclusion log are documented in the repository for the record. If you'd prefer a different approach, I'll follow your direction.</w:t>
       </w:r>
     </w:p>
     <w:p>
